--- a/week-7-research-questions/week-7-research-question.docx
+++ b/week-7-research-questions/week-7-research-question.docx
@@ -36,7 +36,7 @@
     </w:p>
     <w:p>
       <w:r>
-        <w:t>We're interested in how students understand mathematics — and this week you turn that interest into a research question about how students understand the concept you chose. In Week 6 you named that concept, identified one or more students whose work reveals how they understand it, and collected some of that work. Act II begins here: you build the question the whole back half of the course runs on.</w:t>
+        <w:t>We're interested in how students understand mathematics — and this week you turn that interest into a research question about how students understand the concept you chose. In Week 6 you named that concept, identified two or three students whose work reveals how they understand it, and collected some of that work. Act II begins here: you build the question the whole back half of the course runs on.</w:t>
       </w:r>
     </w:p>
     <w:p>

--- a/week-7-research-questions/week-7-research-question.docx
+++ b/week-7-research-questions/week-7-research-question.docx
@@ -41,7 +41,7 @@
     </w:p>
     <w:p>
       <w:r>
-        <w:t>You won't write it from your desk. In class you'll learn the Question Formulation Technique (QFT) — a protocol for producing and improving questions — and run it, inside the Research Question Studio, on the very work you collected. Then you'll sharpen your questions with Alkimi, a genAI design partner: it widens and pressure-tests your questions, but it does not hand you one. The question you land drives everything next — the nested lesson you build in Weeks 8–10 (a routine, a rich task, and a discussion) and enact in the field.</w:t>
+        <w:t>You won't write it from your desk. In class you'll learn the Question Formulation Technique (QFT) — a protocol for producing and improving questions — and run it, inside the Research Question Studio, on the very work you collected. Then you'll sharpen your questions with the planning partner built into the BDA Planner: it widens and pressure-tests your questions, but it does not hand you one. The question you land drives everything next — the nested lesson you build in Weeks 8–10 (a routine, a rich task, and a discussion) and enact in the field.</w:t>
       </w:r>
     </w:p>
     <w:p>
@@ -70,7 +70,7 @@
         <w:pStyle w:val="ListNumber"/>
       </w:pPr>
       <w:r>
-        <w:t>Sharpen with the Research Question Bot. Give your handoff PDF to Alkimi's Research Question Bot. It will widen your questions and pressure-test them — is this open? investigable? about how students reason about the concept, not just whether they got the answer right? Keep authorship: if it tries to write your question, push back.</w:t>
+        <w:t>Sharpen with the planning partner. Put the questions you are weighing into the BDA Planner — Concept Profile → Concept &amp; question → 2c — and press Check this. There is nothing to upload: it already has your concept and the work you collected. It will widen your questions and pressure-test them — is this open? investigable? about how students reason about the concept, not just whether they got the answer right? Keep authorship: if it tries to write your question, push back.</w:t>
       </w:r>
     </w:p>
     <w:p>
@@ -86,7 +86,7 @@
         <w:pStyle w:val="ListNumber"/>
       </w:pPr>
       <w:r>
-        <w:t>Assemble Document 2 — your sharpening record: two or three moments from the Alkimi exchange that genuinely moved your question forward, each described in your own words with what it contributed, plus your landed question and your reasoning.</w:t>
+        <w:t>Assemble Document 2 — your sharpening record: two or three moments from the exchange that genuinely moved your question forward, each described in your own words with what it contributed, plus your landed question and your reasoning.</w:t>
       </w:r>
     </w:p>
     <w:p>
@@ -118,7 +118,7 @@
         <w:pStyle w:val="ListBullet"/>
       </w:pPr>
       <w:r>
-        <w:t>Pseudonyms only — no student names or identifying details anywhere (FERPA). Everything you put into Alkimi is already de-identified by the Studio.</w:t>
+        <w:t>Pseudonyms only — no student names or identifying details anywhere (FERPA). Everything the partner reads is already de-identified: the Studio redacts your samples, and the Planner holds pseudonyms only.</w:t>
       </w:r>
     </w:p>
     <w:p>
@@ -144,7 +144,7 @@
     </w:p>
     <w:p>
       <w:r>
-        <w:t>Alkimi's role is bounded: it widens and sharpens your questions. Producing the questions, and deciding which one is worth a semester, is your work — and that judgment is what's assessed.</w:t>
+        <w:t>The partner's role is bounded: it widens and sharpens your questions. Producing the questions, and deciding which one is worth a semester, is your work — and that judgment is what's assessed.</w:t>
       </w:r>
     </w:p>
     <w:p>
@@ -278,7 +278,7 @@
               <w:rPr>
                 <w:b/>
               </w:rPr>
-              <w:t>Interaction with Alkimi (5)</w:t>
+              <w:t>Interaction with the planning partner (5)</w:t>
             </w:r>
           </w:p>
         </w:tc>

--- a/week-7-research-questions/week-7-research-question.docx
+++ b/week-7-research-questions/week-7-research-question.docx
@@ -118,7 +118,7 @@
         <w:pStyle w:val="ListBullet"/>
       </w:pPr>
       <w:r>
-        <w:t>Pseudonyms only — no student names or identifying details anywhere (FERPA). Everything the partner reads is already de-identified: the Studio redacts your samples, and the Planner holds pseudonyms only.</w:t>
+        <w:t>Pseudonyms only — no student names or identifying details anywhere (FERPA). Everything the partner reads is already de-identified: the Studio redacts your samples, and the BDA Planner holds pseudonyms only.</w:t>
       </w:r>
     </w:p>
     <w:p>

--- a/week-7-research-questions/week-7-research-question.docx
+++ b/week-7-research-questions/week-7-research-question.docx
@@ -41,7 +41,7 @@
     </w:p>
     <w:p>
       <w:r>
-        <w:t>You won't write it from your desk. In class you'll learn the Question Formulation Technique (QFT) — a protocol for producing and improving questions — and run it, inside the Research Question Studio, on the very work you collected. Then you'll sharpen your questions with the planning partner built into the BDA Planner: it widens and pressure-tests your questions, but it does not hand you one. The question you land drives everything next — the nested lesson you build in Weeks 8–10 (a routine, a rich task, and a discussion) and enact in the field.</w:t>
+        <w:t>You won't write it from your desk. In class you'll learn the Question Formulation Technique (QFT) — a protocol for producing and improving questions — and run it, inside the Research Question Studio, on the very work you collected. Then you'll sharpen your questions with the genAI planning partner built into the BDA Planner: it widens and pressure-tests your questions, but it does not hand you one. The question you land drives everything next — the nested lesson you build in Weeks 8–10 (a routine, a rich task, and a discussion) and enact in the field.</w:t>
       </w:r>
     </w:p>
     <w:p>
@@ -70,7 +70,7 @@
         <w:pStyle w:val="ListNumber"/>
       </w:pPr>
       <w:r>
-        <w:t>Sharpen with the planning partner. Put the questions you are weighing into the BDA Planner — Concept Profile → Concept &amp; question → 2c — and press Check this. There is nothing to upload: it already has your concept and the work you collected. It will widen your questions and pressure-test them — is this open? investigable? about how students reason about the concept, not just whether they got the answer right? Keep authorship: if it tries to write your question, push back.</w:t>
+        <w:t>Sharpen with the genAI planning partner. Put the questions you are weighing into the BDA Planner — Concept Profile → Concept &amp; question → 2c — and press Check this. There is nothing to upload: it already has your concept and the work you collected. It will widen your questions and pressure-test them — is this open? investigable? about how students reason about the concept, not just whether they got the answer right? Keep authorship: if it tries to write your question, push back.</w:t>
       </w:r>
     </w:p>
     <w:p>
@@ -118,7 +118,7 @@
         <w:pStyle w:val="ListBullet"/>
       </w:pPr>
       <w:r>
-        <w:t>Pseudonyms only — no student names or identifying details anywhere (FERPA). Everything the partner reads is already de-identified: the Studio redacts your samples, and the BDA Planner holds pseudonyms only.</w:t>
+        <w:t>Pseudonyms only — no student names or identifying details anywhere (FERPA). Everything the genAI planning partner reads is already de-identified: the Studio redacts your samples, and the BDA Planner holds pseudonyms only.</w:t>
       </w:r>
     </w:p>
     <w:p>
@@ -144,7 +144,7 @@
     </w:p>
     <w:p>
       <w:r>
-        <w:t>The partner's role is bounded: it widens and sharpens your questions. Producing the questions, and deciding which one is worth a semester, is your work — and that judgment is what's assessed.</w:t>
+        <w:t>The genAI planning partner's role is bounded: it widens and sharpens your questions. Producing the questions, and deciding which one is worth a semester, is your work — and that judgment is what's assessed.</w:t>
       </w:r>
     </w:p>
     <w:p>
@@ -278,7 +278,7 @@
               <w:rPr>
                 <w:b/>
               </w:rPr>
-              <w:t>Interaction with the planning partner (5)</w:t>
+              <w:t>Interaction with the genAI planning partner (5)</w:t>
             </w:r>
           </w:p>
         </w:tc>

--- a/week-7-research-questions/week-7-research-question.docx
+++ b/week-7-research-questions/week-7-research-question.docx
@@ -62,7 +62,7 @@
         <w:pStyle w:val="ListNumber"/>
       </w:pPr>
       <w:r>
-        <w:t>Run the QFT in the Studio. In the Research Question Studio, load your concept, add and redact your collected work, and — using the four rules — storm as many questions about how students understand that concept as you can, marking each one open or closed. Then produce the handoff PDF. (This PDF is Document 1.)</w:t>
+        <w:t>Run the QFT in the Studio. In the Research Question Studio, load your concept, then describe the work you collected: for each sample, what the task asked for, what the work shows, and what it makes you wonder about students’ understanding. You do not upload the work again — it is already attached to your Concept Profile, and it was graded there. What is graded here is how closely you read it. Then, using the four rules, storm as many questions about how students understand that concept as you can, marking each one open or closed. Then produce the handoff PDF. (This PDF is Document 1.)</w:t>
       </w:r>
     </w:p>
     <w:p>
@@ -102,7 +102,7 @@
         <w:pStyle w:val="ListBullet"/>
       </w:pPr>
       <w:r>
-        <w:t>Document 1 — the Studio handoff PDF: your concept, your collected work, and your question storm.</w:t>
+        <w:t>Document 1 — the Studio handoff PDF: your concept, your reading of the work you collected, and your question storm. The work itself stays attached to your Concept Profile; you do not upload it again.</w:t>
       </w:r>
     </w:p>
     <w:p>
@@ -118,7 +118,7 @@
         <w:pStyle w:val="ListBullet"/>
       </w:pPr>
       <w:r>
-        <w:t>Pseudonyms only — no student names or identifying details anywhere (FERPA). Everything the genAI planning partner reads is already de-identified: the Studio redacts your samples, and the BDA Planner holds pseudonyms only.</w:t>
+        <w:t>Pseudonyms only — no student names or identifying details anywhere (FERPA). Everything the genAI planning partner reads is already de-identified: nothing you type into the Studio names a child, and the BDA Planner holds pseudonyms only.</w:t>
       </w:r>
     </w:p>
     <w:p>
@@ -228,7 +228,7 @@
               <w:rPr>
                 <w:b/>
               </w:rPr>
-              <w:t>Collected work (5)</w:t>
+              <w:t>Reading the work (5)</w:t>
             </w:r>
           </w:p>
         </w:tc>
@@ -238,7 +238,7 @@
           </w:tcPr>
           <w:p>
             <w:r>
-              <w:t>Three to five well-chosen, legible samples that actually reveal thinking about the concept, relevant to your question and cleanly de-identified.</w:t>
+              <w:t>For each of three to five samples from your Concept Profile: what the task asked for and what the work shows (2), and what it makes you wonder about students’ understanding (3). Description, not diagnosis — the wondering is where most of these points live.</w:t>
             </w:r>
           </w:p>
         </w:tc>

--- a/week-7-research-questions/week-7-research-question.docx
+++ b/week-7-research-questions/week-7-research-question.docx
@@ -203,7 +203,7 @@
               <w:rPr>
                 <w:b/>
               </w:rPr>
-              <w:t>Concept description (5)</w:t>
+              <w:t>The concept and your approach (5)</w:t>
             </w:r>
           </w:p>
         </w:tc>
@@ -213,7 +213,7 @@
           </w:tcPr>
           <w:p>
             <w:r>
-              <w:t>In your handoff PDF: the concept you're investigating, the grade and the mathematics ahead, and the student(s) whose work you're drawing on — specific and evidence-based, not generic.</w:t>
+              <w:t>In your handoff PDF: the concept you’re investigating, the grade, the mathematics ahead, and how you’re thinking of engaging students in it — specific and evidence-based, not generic.</w:t>
             </w:r>
           </w:p>
         </w:tc>
@@ -253,7 +253,7 @@
               <w:rPr>
                 <w:b/>
               </w:rPr>
-              <w:t>The brainstorm (5)</w:t>
+              <w:t>The question storm (5)</w:t>
             </w:r>
           </w:p>
         </w:tc>
@@ -263,7 +263,7 @@
           </w:tcPr>
           <w:p>
             <w:r>
-              <w:t>A real question storm — open, deep, and plentiful — with each question marked open or closed, and aimed at how students understand the concept.</w:t>
+              <w:t>At least six questions, each marked open or closed, and aimed at how students understand the concept rather than at one child. Six is the floor, not the target — the rules exist to push you past your first three.</w:t>
             </w:r>
           </w:p>
         </w:tc>

--- a/week-7-research-questions/week-7-research-question.docx
+++ b/week-7-research-questions/week-7-research-question.docx
@@ -70,7 +70,7 @@
         <w:pStyle w:val="ListNumber"/>
       </w:pPr>
       <w:r>
-        <w:t>Sharpen with the genAI planning partner. Put the questions you are weighing into the BDA Planner — Concept Profile → Concept &amp; question → 2c — and press Check this. There is nothing to upload: it already has your concept and the work you collected. It will widen your questions and pressure-test them — is this open? investigable? about how students reason about the concept, not just whether they got the answer right? Keep authorship: if it tries to write your question, push back.</w:t>
+        <w:t>Sharpen with the genAI planning partner. Open the BDA Planner and go back to the question you wrote for your Concept Profile: Concept Profile → Concept &amp; question → 2c. Revisit it: revise it or replace it, using your question storm and our class discussion of what makes a research question better. Then press Check this. It will widen your questions and pressure-test them — is this open? investigable? about how students reason about the concept, not just whether they got the answer right? Keep authorship: if it tries to write your question, push back.</w:t>
       </w:r>
     </w:p>
     <w:p>
@@ -86,7 +86,7 @@
         <w:pStyle w:val="ListNumber"/>
       </w:pPr>
       <w:r>
-        <w:t>Assemble Document 2 — your sharpening record: two or three moments from the exchange that genuinely moved your question forward, each described in your own words with what it contributed, plus your landed question and your reasoning.</w:t>
+        <w:t>Write Document 2 — your sharpening record. Write it yourself in Word or Google Docs, about one page: two or three moments from your exchanges with the genAI planning partner that genuinely moved your question forward, each described in your own words with what it contributed, plus your landed question and your reasoning. Save it as a PDF.</w:t>
       </w:r>
     </w:p>
     <w:p>
@@ -102,7 +102,7 @@
         <w:pStyle w:val="ListBullet"/>
       </w:pPr>
       <w:r>
-        <w:t>Document 1 — the Studio handoff PDF: your concept, your reading of the work you collected, and your question storm. The work itself stays attached to your Concept Profile; you do not upload it again.</w:t>
+        <w:t>Document 1 — the Studio handoff PDF. In the Research Question Studio, confirm the snapshot on step 4 (Check names), then on step 5 (Hand off) press Produce PDF and choose Save as PDF. It holds your concept, your reading of the work you collected, and your question storm. The work itself stays attached to your Concept Profile; you do not upload it again.</w:t>
       </w:r>
     </w:p>
     <w:p>
@@ -110,7 +110,7 @@
         <w:pStyle w:val="ListBullet"/>
       </w:pPr>
       <w:r>
-        <w:t>Document 2 — your sharpening record: a short account (in your own words) of the exchanges that moved your question forward + the landed question + why (about one page).</w:t>
+        <w:t>Document 2 — your sharpening record, written by you (about one page) and saved as a PDF: the exchanges that moved your question forward, the landed question, and why.</w:t>
       </w:r>
     </w:p>
     <w:p>
@@ -126,7 +126,7 @@
         <w:pStyle w:val="ListBullet"/>
       </w:pPr>
       <w:r>
-        <w:t>Submit both in Canvas.</w:t>
+        <w:t>Submit both PDFs in Canvas by Sunday, October 11, 11:59 pm.</w:t>
       </w:r>
     </w:p>
     <w:p>

--- a/week-7-research-questions/week-7-research-question.docx
+++ b/week-7-research-questions/week-7-research-question.docx
@@ -126,7 +126,7 @@
         <w:pStyle w:val="ListBullet"/>
       </w:pPr>
       <w:r>
-        <w:t>Submit both PDFs in Canvas by Sunday, October 11, 11:59 pm.</w:t>
+        <w:t>Submit both PDFs in Canvas by Monday, October 12, 11:59 pm.</w:t>
       </w:r>
     </w:p>
     <w:p>

--- a/week-7-research-questions/week-7-research-question.docx
+++ b/week-7-research-questions/week-7-research-question.docx
@@ -62,7 +62,7 @@
         <w:pStyle w:val="ListNumber"/>
       </w:pPr>
       <w:r>
-        <w:t>Run the QFT in the Studio. In the Research Question Studio, load your concept, then describe the work you collected: for each sample, what the task asked for, what the work shows, and what it makes you wonder about students’ understanding. You do not upload the work again — it is already attached to your Concept Profile, and it was graded there. What is graded here is how closely you read it. Then, using the four rules, storm as many questions about how students understand that concept as you can, marking each one open or closed. Then produce the handoff PDF. (This PDF is Document 1.)</w:t>
+        <w:t>Run the QFT in the Studio. In the Research Question Studio, press “Bring in my Concept Profile” on the first tab — your grade, your concept and one slot for each piece of work you collected come across from the BDA Planner. Then describe the work you collected: for each sample, what the task asked for, what the work shows, and what it makes you wonder about students’ understanding. You do not upload the work again — it is already attached to your Concept Profile, and it was graded there. What is graded here is how closely you read it. Then, using the four rules, storm as many questions about how students understand that concept as you can — the Studio asks for ten before it will let you go on, because the ones worth having usually arrive after the obvious ones. Only then does it ask you to mark each one open or closed: while you are storming there is nothing on the screen to judge with, which is rule 2. Then produce the handoff PDF. (This PDF is Document 1.)</w:t>
       </w:r>
     </w:p>
     <w:p>
@@ -70,7 +70,7 @@
         <w:pStyle w:val="ListNumber"/>
       </w:pPr>
       <w:r>
-        <w:t>Sharpen with the genAI planning partner. Open the BDA Planner and go back to the question you wrote for your Concept Profile: Concept Profile → Concept &amp; question → 2c. Revisit it: revise it or replace it, using your question storm and our class discussion of what makes a research question better. Then press Check this. It will widen your questions and pressure-test them — is this open? investigable? about how students reason about the concept, not just whether they got the answer right? Keep authorship: if it tries to write your question, push back.</w:t>
+        <w:t>Sharpen with the genAI planning partner. On the Studio’s Hand off tab, press “Open the BDA Planner with this work.” It opens the Planner at the question you wrote for your Concept Profile — Concept Profile → Concept &amp; question → the 2c · Question tab — and your question storm comes across with it, listed under the box with your Week 6 question at the top. Revisit it: revise it, or click any question on that list to make it the one you are carrying. Nothing is lost either way — the list keeps them all, including the question you started with, so you can put it back. Then press Check this. It will widen your questions and pressure-test them — is this open? investigable? about how students reason about the concept, not just whether they got the answer right? Keep authorship: if it tries to write your question, push back.</w:t>
       </w:r>
     </w:p>
     <w:p>
@@ -263,7 +263,7 @@
           </w:tcPr>
           <w:p>
             <w:r>
-              <w:t>At least six questions, each marked open or closed, and aimed at how students understand the concept rather than at one child. Six is the floor, not the target — the rules exist to push you past your first three.</w:t>
+              <w:t>At least ten questions, each marked open or closed, and aimed at how students understand the concept rather than at one child. Ten is the floor, not the target — the rules exist to push you past your first three.</w:t>
             </w:r>
           </w:p>
         </w:tc>

--- a/week-7-research-questions/week-7-research-question.docx
+++ b/week-7-research-questions/week-7-research-question.docx
@@ -86,7 +86,7 @@
         <w:pStyle w:val="ListNumber"/>
       </w:pPr>
       <w:r>
-        <w:t>Write Document 2 — your sharpening record. Write it yourself in Word or Google Docs, about one page: two or three moments from your exchanges with the genAI planning partner that genuinely moved your question forward, each described in your own words with what it contributed, plus your landed question and your reasoning. Save it as a PDF.</w:t>
+        <w:t>Write Document 2 — your sharpening record. One page, written by you in Word or Google Docs and saved as a PDF. Two things, in either order: your question and why you chose that one; and two or three moments where the planning partner pushed it forward, each in your own words.</w:t>
       </w:r>
     </w:p>
     <w:p>
@@ -110,7 +110,7 @@
         <w:pStyle w:val="ListBullet"/>
       </w:pPr>
       <w:r>
-        <w:t>Document 2 — your sharpening record, written by you (about one page) and saved as a PDF: the exchanges that moved your question forward, the landed question, and why.</w:t>
+        <w:t>Document 2 — your sharpening record: one page, written by you, saved as a PDF. Your question and why, and the two or three moments that moved it.</w:t>
       </w:r>
     </w:p>
     <w:p>

--- a/week-7-research-questions/week-7-research-question.docx
+++ b/week-7-research-questions/week-7-research-question.docx
@@ -86,7 +86,7 @@
         <w:pStyle w:val="ListNumber"/>
       </w:pPr>
       <w:r>
-        <w:t>Write Document 2 — your sharpening record. One page, written by you in Word or Google Docs and saved as a PDF. Two things, in either order: your question and why you chose that one; and two or three moments where the planning partner pushed it forward, each in your own words.</w:t>
+        <w:t>Write Document 2 — your sharpening record. One page, written by you in Word or Google Docs and saved as a PDF. Two things, in either order: your question and why you chose that one; and two or three moments where the genAI planning partner pushed it forward, each in your own words.</w:t>
       </w:r>
     </w:p>
     <w:p>

--- a/week-7-research-questions/week-7-research-question.docx
+++ b/week-7-research-questions/week-7-research-question.docx
@@ -62,7 +62,7 @@
         <w:pStyle w:val="ListNumber"/>
       </w:pPr>
       <w:r>
-        <w:t>Run the QFT in the Studio. In the Research Question Studio, press “Bring in my Concept Profile” on the first tab — your grade, your concept and one slot for each piece of work you collected come across from the BDA Planner. Then describe the work you collected: for each sample, what the task asked for, what the work shows, and what it makes you wonder about students’ understanding. You do not upload the work again — it is already attached to your Concept Profile, and it was graded there. What is graded here is how closely you read it. Then, using the four rules, storm as many questions about how students understand that concept as you can — the Studio asks for ten before it will let you go on, because the ones worth having usually arrive after the obvious ones. Only then does it ask you to mark each one open or closed: while you are storming there is nothing on the screen to judge with, which is rule 2. Then produce the handoff PDF. (This PDF is Document 1.)</w:t>
+        <w:t>Run the QFT in the Studio. In the Research Question Studio, press “Bring in my Concept Profile” on the first tab — your grade, your concept and one slot for each piece of work you collected come across from the BDA Planner. Then describe the work you collected: for each sample, what the task asked for, what the work shows, and what it makes you wonder about students’ understanding. You do not upload the work again — it is already attached to your Concept Profile, and it was graded there. What is graded here is how closely you read it. Then, using the four rules, storm as many questions about how students understand that concept as you can — the Studio asks for five before it will let you go on, because the ones worth having usually arrive after the obvious ones. Only then does it ask you to mark each one open or closed: while you are storming there is nothing on the screen to judge with, which is rule 2. Then produce the handoff PDF. (This PDF is Document 1.)</w:t>
       </w:r>
     </w:p>
     <w:p>
@@ -263,7 +263,7 @@
           </w:tcPr>
           <w:p>
             <w:r>
-              <w:t>At least ten questions, each marked open or closed, and aimed at how students understand the concept rather than at one child. Ten is the floor, not the target — the rules exist to push you past your first three.</w:t>
+              <w:t>At least five questions, each marked open or closed, and aimed at how students understand the concept rather than at one child. Five is the floor, not the target — the rules exist to push you past the obvious ones.</w:t>
             </w:r>
           </w:p>
         </w:tc>

--- a/week-7-research-questions/week-7-research-question.docx
+++ b/week-7-research-questions/week-7-research-question.docx
@@ -139,7 +139,7 @@
     </w:p>
     <w:p>
       <w:r>
-        <w:t>One question per project — your own concept, your own inquiry, whether you work alone or as a research pair. You'll run the QFT alongside classmates, and a field partner can ask questions about your collected work that you're too close to see — but the question you choose and defend is yours (or, for a pair, yours together).</w:t>
+        <w:t>One question per project: your own concept, your own inquiry. You may teach the same lesson as the classmate you're placed with, but each of you answers your own research question and submits your own work. You'll run the QFT alongside classmates, and a classmate can ask questions about your collected work that you're too close to see, but the question you choose and defend is yours.</w:t>
       </w:r>
     </w:p>
     <w:p>

--- a/week-7-research-questions/week-7-research-question.docx
+++ b/week-7-research-questions/week-7-research-question.docx
@@ -213,7 +213,7 @@
           </w:tcPr>
           <w:p>
             <w:r>
-              <w:t>In your handoff PDF: the concept you’re investigating, the grade, the mathematics ahead, and how you’re thinking of engaging students in it — specific and evidence-based, not generic.</w:t>
+              <w:t xml:space="preserve">The concept and grade are clear in the handoff PDF, and the reading of the work shows what mathematics is involved. Credit for saying how you’d engage students, but no deduction if it’s missing.</w:t>
             </w:r>
           </w:p>
         </w:tc>
@@ -238,7 +238,7 @@
           </w:tcPr>
           <w:p>
             <w:r>
-              <w:t>For each of three to five samples from your Concept Profile: what the task asked for and what the work shows (2), and what it makes you wonder about students’ understanding (3). Description, not diagnosis — the wondering is where most of these points live.</w:t>
+              <w:t xml:space="preserve">For each sample you collected: what the task asked for and what the work shows (2), and what it makes you wonder about students’ understanding (3). Description, not diagnosis.</w:t>
             </w:r>
           </w:p>
         </w:tc>
@@ -263,7 +263,7 @@
           </w:tcPr>
           <w:p>
             <w:r>
-              <w:t>At least five questions, each marked open or closed, and aimed at how students understand the concept rather than at one child. Five is the floor, not the target — the rules exist to push you past the obvious ones.</w:t>
+              <w:t xml:space="preserve">At least five questions, each marked open or closed, mostly about how students understand the concept. Open/closed is a judgment call, so I won’t argue your marks.</w:t>
             </w:r>
           </w:p>
         </w:tc>
@@ -288,7 +288,7 @@
           </w:tcPr>
           <w:p>
             <w:r>
-              <w:t>In your sharpening record: two or three moments from the exchange that genuinely moved your question forward, each described in your own words with what it contributed — a real dialogue, not a one-shot.</w:t>
+              <w:t xml:space="preserve">Two or three specific moments, in your own words, where the exchange moved your question forward.</w:t>
             </w:r>
           </w:p>
         </w:tc>
@@ -313,7 +313,7 @@
           </w:tcPr>
           <w:p>
             <w:r>
-              <w:t>One question that is open, about how students understand the concept, grounded in the collected work, and answerable by the evidence one nested lesson could produce — plus a line on why this one.</w:t>
+              <w:t xml:space="preserve">One question that’s open, about how students understand the concept, grounded in the collected work, and answerable with one nested lesson, plus a line on why you picked it.</w:t>
             </w:r>
           </w:p>
         </w:tc>
